--- a/public/gallery/examples/software-engineer/nl/resume.docx
+++ b/public/gallery/examples/software-engineer/nl/resume.docx
@@ -66,7 +66,7 @@
         </w:rPr>
         <w:t xml:space="preserve">📧 </w:t>
       </w:r>
-      <w:hyperlink w:history="1" r:id="rIdx85peg5ownnhv4oplvvva">
+      <w:hyperlink w:history="1" r:id="rId75bkxiy89hwf-ygm44_vw">
         <w:r>
           <w:rPr>
             <w:sz w:val="18"/>
@@ -89,7 +89,7 @@
         </w:rPr>
         <w:t xml:space="preserve">🔗 </w:t>
       </w:r>
-      <w:hyperlink w:history="1" r:id="rIdozbjq8zk9i2sv19jkdzpc">
+      <w:hyperlink w:history="1" r:id="rId7iqsmhh0vie2e43pabe4n">
         <w:r>
           <w:rPr>
             <w:sz w:val="18"/>
@@ -124,7 +124,7 @@
         <w:spacing w:after="200" w:line="276"/>
         <w:jc w:val="center"/>
       </w:pPr>
-      <w:hyperlink w:history="1" r:id="rId2ruazxa9dwgfyjw8h6spg">
+      <w:hyperlink w:history="1" r:id="rIdfgfafduaenak_pilnl5aq">
         <w:r>
           <w:rPr>
             <w:sz w:val="18"/>
@@ -140,7 +140,7 @@
         </w:rPr>
         <w:t xml:space="preserve"> • </w:t>
       </w:r>
-      <w:hyperlink w:history="1" r:id="rId5vv-13y_0dymkhfinbjdo">
+      <w:hyperlink w:history="1" r:id="rIdlbi-vmfs-2koc0etuu1wl">
         <w:r>
           <w:rPr>
             <w:sz w:val="18"/>
@@ -301,7 +301,7 @@
         </w:rPr>
         <w:t xml:space="preserve">	</w:t>
       </w:r>
-      <w:hyperlink w:history="1" r:id="rIdyb79n9eqkhmjjlt6vokfl">
+      <w:hyperlink w:history="1" r:id="rIdncccsezlr_gjzacfwnn_t">
         <w:r>
           <w:rPr>
             <w:sz w:val="18"/>
@@ -402,7 +402,7 @@
         </w:rPr>
         <w:t xml:space="preserve">	</w:t>
       </w:r>
-      <w:hyperlink w:history="1" r:id="rId9j-g2dvbqq-oum5nzxmr-">
+      <w:hyperlink w:history="1" r:id="rIdwkab7uiyr6glczhag8eie">
         <w:r>
           <w:rPr>
             <w:sz w:val="18"/>
@@ -521,7 +521,7 @@
         </w:rPr>
         <w:t xml:space="preserve">	</w:t>
       </w:r>
-      <w:hyperlink w:history="1" r:id="rIdmvqz-4eutfkkihqtyzare">
+      <w:hyperlink w:history="1" r:id="rId1rlpxjkuctwihom8v55gl">
         <w:r>
           <w:rPr>
             <w:sz w:val="18"/>
@@ -703,7 +703,7 @@
         </w:rPr>
         <w:t xml:space="preserve">	</w:t>
       </w:r>
-      <w:hyperlink w:history="1" r:id="rIdesjmrq8wzbo7chwop7w21">
+      <w:hyperlink w:history="1" r:id="rIdpa9hnmlnnx8xptebtf1xn">
         <w:r>
           <w:rPr>
             <w:sz w:val="18"/>
@@ -885,7 +885,7 @@
         </w:rPr>
         <w:t xml:space="preserve">	</w:t>
       </w:r>
-      <w:hyperlink w:history="1" r:id="rIdphsxlctxnkwurlrhkn7e_">
+      <w:hyperlink w:history="1" r:id="rIdgfwpouqq4ha5kduftymiq">
         <w:r>
           <w:rPr>
             <w:sz w:val="18"/>
@@ -1334,7 +1334,7 @@
         </w:rPr>
         <w:t xml:space="preserve">	</w:t>
       </w:r>
-      <w:hyperlink w:history="1" r:id="rId5n7ecwkkisatd-7dcjirs">
+      <w:hyperlink w:history="1" r:id="rIdhcxvkfcr-gbgyuj89jfnj">
         <w:r>
           <w:rPr>
             <w:sz w:val="18"/>
@@ -1400,7 +1400,7 @@
         </w:rPr>
         <w:t xml:space="preserve">	</w:t>
       </w:r>
-      <w:hyperlink w:history="1" r:id="rIdlouxdwa373g5rbnqgkaps">
+      <w:hyperlink w:history="1" r:id="rIdnznguzej8aes7uoinj5gr">
         <w:r>
           <w:rPr>
             <w:sz w:val="18"/>
@@ -1485,7 +1485,7 @@
         </w:rPr>
         <w:t xml:space="preserve">	</w:t>
       </w:r>
-      <w:hyperlink w:history="1" r:id="rId-e5ugeqt5rwzayvflrhyd">
+      <w:hyperlink w:history="1" r:id="rIdxbeb5ggijk7hs21lhimly">
         <w:r>
           <w:rPr>
             <w:sz w:val="18"/>
@@ -1584,7 +1584,7 @@
         </w:rPr>
         <w:t xml:space="preserve">	</w:t>
       </w:r>
-      <w:hyperlink w:history="1" r:id="rIdmoh9l38qbcrj3sbpjjl9y">
+      <w:hyperlink w:history="1" r:id="rIdc0hbfs41ht_yk9fxbysyi">
         <w:r>
           <w:rPr>
             <w:sz w:val="18"/>
@@ -1687,7 +1687,7 @@
         </w:rPr>
         <w:t xml:space="preserve">	</w:t>
       </w:r>
-      <w:hyperlink w:history="1" r:id="rIdknh6ehh6y9yavkmcqnyfg">
+      <w:hyperlink w:history="1" r:id="rIdq-9a2znay3nw98zjygfvp">
         <w:r>
           <w:rPr>
             <w:sz w:val="18"/>
@@ -1870,7 +1870,7 @@
         </w:rPr>
         <w:t xml:space="preserve">	</w:t>
       </w:r>
-      <w:hyperlink w:history="1" r:id="rId-wl4da5yttnomw-me_7kp">
+      <w:hyperlink w:history="1" r:id="rIdrrv_h9tpkk8lbl6ekae-l">
         <w:r>
           <w:rPr>
             <w:sz w:val="18"/>
